--- a/docx/METHOD.docx
+++ b/docx/METHOD.docx
@@ -2,7 +2,7 @@
 <file path=word/document.xml><?xml version="1.0" encoding="utf-8"?>
 <w:document xmlns:w="http://schemas.openxmlformats.org/wordprocessingml/2006/main" xmlns:m="http://schemas.openxmlformats.org/officeDocument/2006/math" xmlns:r="http://schemas.openxmlformats.org/officeDocument/2006/relationships" xmlns:o="urn:schemas-microsoft-com:office:office" xmlns:v="urn:schemas-microsoft-com:vml" xmlns:w10="urn:schemas-microsoft-com:office:word" xmlns:a="http://schemas.openxmlformats.org/drawingml/2006/main" xmlns:pic="http://schemas.openxmlformats.org/drawingml/2006/picture" xmlns:wp="http://schemas.openxmlformats.org/drawingml/2006/wordprocessingDrawing">
   <w:body>
-    <w:bookmarkStart w:id="22" w:name="метод-физика-и-математика-обработки"/>
+    <w:bookmarkStart w:id="23" w:name="метод-физика-и-математика-обработки"/>
     <w:p>
       <w:pPr>
         <w:pStyle w:val="Heading1"/>
@@ -8749,7 +8749,1653 @@
       </w:r>
     </w:p>
     <w:bookmarkEnd w:id="21"/>
+    <w:bookmarkStart w:id="22" w:name="X4fc1d846506ed3b46a5ce76698edb38b3b3aaed"/>
+    <w:p>
+      <w:pPr>
+        <w:pStyle w:val="Heading2"/>
+      </w:pPr>
+      <w:r>
+        <w:t xml:space="preserve">7. Обработка результатов: выборка, окна, распределения</w:t>
+      </w:r>
+    </w:p>
+    <w:p>
+      <w:pPr>
+        <w:pStyle w:val="FirstParagraph"/>
+      </w:pPr>
+      <w:r>
+        <w:t xml:space="preserve">Часть приложения «Обработка результатов» строит статистику по итоговым файлам st4 многих записей и</w:t>
+      </w:r>
+      <w:r>
+        <w:t xml:space="preserve"> </w:t>
+      </w:r>
+      <w:r>
+        <w:t xml:space="preserve">экспериментов. Строка данных — траектория в области (её средние</w:t>
+      </w:r>
+      <w:r>
+        <w:t xml:space="preserve"> </w:t>
+      </w:r>
+      <m:oMath>
+        <m:acc>
+          <m:accPr>
+            <m:chr m:val="‾"/>
+          </m:accPr>
+          <m:e>
+            <m:r>
+              <m:t>x</m:t>
+            </m:r>
+          </m:e>
+        </m:acc>
+        <m:r>
+          <m:rPr>
+            <m:sty m:val="p"/>
+          </m:rPr>
+          <m:t>,</m:t>
+        </m:r>
+        <m:acc>
+          <m:accPr>
+            <m:chr m:val="‾"/>
+          </m:accPr>
+          <m:e>
+            <m:r>
+              <m:t>y</m:t>
+            </m:r>
+          </m:e>
+        </m:acc>
+        <m:r>
+          <m:rPr>
+            <m:sty m:val="p"/>
+          </m:rPr>
+          <m:t>,</m:t>
+        </m:r>
+        <m:acc>
+          <m:accPr>
+            <m:chr m:val="‾"/>
+          </m:accPr>
+          <m:e>
+            <m:r>
+              <m:t>u</m:t>
+            </m:r>
+          </m:e>
+        </m:acc>
+        <m:r>
+          <m:rPr>
+            <m:sty m:val="p"/>
+          </m:rPr>
+          <m:t>,</m:t>
+        </m:r>
+        <m:acc>
+          <m:accPr>
+            <m:chr m:val="‾"/>
+          </m:accPr>
+          <m:e>
+            <m:r>
+              <m:t>v</m:t>
+            </m:r>
+          </m:e>
+        </m:acc>
+        <m:r>
+          <m:rPr>
+            <m:sty m:val="p"/>
+          </m:rPr>
+          <m:t>,</m:t>
+        </m:r>
+        <m:acc>
+          <m:accPr>
+            <m:chr m:val="‾"/>
+          </m:accPr>
+          <m:e>
+            <m:r>
+              <m:t>r</m:t>
+            </m:r>
+          </m:e>
+        </m:acc>
+      </m:oMath>
+      <w:r>
+        <w:t xml:space="preserve"> </w:t>
+      </w:r>
+      <w:r>
+        <w:t xml:space="preserve">из</w:t>
+      </w:r>
+      <w:r>
+        <w:t xml:space="preserve"> </w:t>
+      </w:r>
+      <w:r>
+        <w:t xml:space="preserve">раздела 5, скорость</w:t>
+      </w:r>
+      <w:r>
+        <w:t xml:space="preserve"> </w:t>
+      </w:r>
+      <m:oMath>
+        <m:r>
+          <m:rPr>
+            <m:sty m:val="p"/>
+          </m:rPr>
+          <m:t>|</m:t>
+        </m:r>
+        <m:r>
+          <m:t>v</m:t>
+        </m:r>
+        <m:r>
+          <m:rPr>
+            <m:sty m:val="p"/>
+          </m:rPr>
+          <m:t>|</m:t>
+        </m:r>
+        <m:r>
+          <m:rPr>
+            <m:sty m:val="p"/>
+          </m:rPr>
+          <m:t>=</m:t>
+        </m:r>
+        <m:rad>
+          <m:radPr>
+            <m:degHide m:val="on"/>
+          </m:radPr>
+          <m:deg/>
+          <m:e>
+            <m:sSubSup>
+              <m:e>
+                <m:r>
+                  <m:t>V</m:t>
+                </m:r>
+              </m:e>
+              <m:sub>
+                <m:r>
+                  <m:t>x</m:t>
+                </m:r>
+              </m:sub>
+              <m:sup>
+                <m:r>
+                  <m:t>2</m:t>
+                </m:r>
+              </m:sup>
+            </m:sSubSup>
+            <m:r>
+              <m:rPr>
+                <m:sty m:val="p"/>
+              </m:rPr>
+              <m:t>+</m:t>
+            </m:r>
+            <m:sSubSup>
+              <m:e>
+                <m:r>
+                  <m:t>V</m:t>
+                </m:r>
+              </m:e>
+              <m:sub>
+                <m:r>
+                  <m:t>y</m:t>
+                </m:r>
+              </m:sub>
+              <m:sup>
+                <m:r>
+                  <m:t>2</m:t>
+                </m:r>
+              </m:sup>
+            </m:sSubSup>
+          </m:e>
+        </m:rad>
+      </m:oMath>
+      <w:r>
+        <w:t xml:space="preserve">) или область (</w:t>
+      </w:r>
+      <w:r>
+        <w:rPr>
+          <w:rStyle w:val="VerbatimChar"/>
+        </w:rPr>
+        <w:t xml:space="preserve">_all_stat.dat</w:t>
+      </w:r>
+      <w:r>
+        <w:t xml:space="preserve">); к ней добавляются параметры</w:t>
+      </w:r>
+      <w:r>
+        <w:t xml:space="preserve"> </w:t>
+      </w:r>
+      <w:r>
+        <w:t xml:space="preserve">записи из таблицы записей (</w:t>
+      </w:r>
+      <w:r>
+        <w:rPr>
+          <w:rStyle w:val="VerbatimChar"/>
+        </w:rPr>
+        <w:t xml:space="preserve">F</w:t>
+      </w:r>
+      <w:r>
+        <w:t xml:space="preserve">, размер бэга и т. п.). Каждая траектория — с одинаковым весом.</w:t>
+      </w:r>
+    </w:p>
+    <w:p>
+      <w:pPr>
+        <w:pStyle w:val="Compact"/>
+        <w:numPr>
+          <w:ilvl w:val="0"/>
+          <w:numId w:val="1014"/>
+        </w:numPr>
+      </w:pPr>
+      <w:r>
+        <w:rPr>
+          <w:b/>
+          <w:bCs/>
+        </w:rPr>
+        <w:t xml:space="preserve">Выборка</w:t>
+      </w:r>
+      <w:r>
+        <w:t xml:space="preserve"> </w:t>
+      </w:r>
+      <w:r>
+        <w:t xml:space="preserve">— строки, у которых каждая выбранная колонка равна одному из заданных значений и/или лежит</w:t>
+      </w:r>
+      <w:r>
+        <w:t xml:space="preserve"> </w:t>
+      </w:r>
+      <w:r>
+        <w:t xml:space="preserve">в диапазоне</w:t>
+      </w:r>
+      <w:r>
+        <w:t xml:space="preserve"> </w:t>
+      </w:r>
+      <m:oMath>
+        <m:r>
+          <m:rPr>
+            <m:sty m:val="p"/>
+          </m:rPr>
+          <m:t>[</m:t>
+        </m:r>
+        <m:r>
+          <m:t>a</m:t>
+        </m:r>
+        <m:r>
+          <m:rPr>
+            <m:sty m:val="p"/>
+          </m:rPr>
+          <m:t>,</m:t>
+        </m:r>
+        <m:r>
+          <m:t>b</m:t>
+        </m:r>
+        <m:r>
+          <m:rPr>
+            <m:sty m:val="p"/>
+          </m:rPr>
+          <m:t>]</m:t>
+        </m:r>
+      </m:oMath>
+      <w:r>
+        <w:t xml:space="preserve"> </w:t>
+      </w:r>
+      <w:r>
+        <w:t xml:space="preserve">(границы включаются).</w:t>
+      </w:r>
+    </w:p>
+    <w:p>
+      <w:pPr>
+        <w:pStyle w:val="Compact"/>
+        <w:numPr>
+          <w:ilvl w:val="0"/>
+          <w:numId w:val="1014"/>
+        </w:numPr>
+      </w:pPr>
+      <w:r>
+        <w:rPr>
+          <w:b/>
+          <w:bCs/>
+        </w:rPr>
+        <w:t xml:space="preserve">Окна</w:t>
+      </w:r>
+      <w:r>
+        <w:t xml:space="preserve"> </w:t>
+      </w:r>
+      <w:r>
+        <w:t xml:space="preserve">— равные отрезки</w:t>
+      </w:r>
+      <w:r>
+        <w:t xml:space="preserve"> </w:t>
+      </w:r>
+      <m:oMath>
+        <m:r>
+          <m:rPr>
+            <m:sty m:val="p"/>
+          </m:rPr>
+          <m:t>[</m:t>
+        </m:r>
+        <m:sSub>
+          <m:e>
+            <m:r>
+              <m:t>e</m:t>
+            </m:r>
+          </m:e>
+          <m:sub>
+            <m:r>
+              <m:t>k</m:t>
+            </m:r>
+          </m:sub>
+        </m:sSub>
+        <m:r>
+          <m:rPr>
+            <m:sty m:val="p"/>
+          </m:rPr>
+          <m:t>,</m:t>
+        </m:r>
+        <m:sSub>
+          <m:e>
+            <m:r>
+              <m:t>e</m:t>
+            </m:r>
+          </m:e>
+          <m:sub>
+            <m:r>
+              <m:t>k</m:t>
+            </m:r>
+            <m:r>
+              <m:rPr>
+                <m:sty m:val="p"/>
+              </m:rPr>
+              <m:t>+</m:t>
+            </m:r>
+            <m:r>
+              <m:t>1</m:t>
+            </m:r>
+          </m:sub>
+        </m:sSub>
+        <m:r>
+          <m:rPr>
+            <m:sty m:val="p"/>
+          </m:rPr>
+          <m:t>)</m:t>
+        </m:r>
+      </m:oMath>
+      <w:r>
+        <w:t xml:space="preserve"> </w:t>
+      </w:r>
+      <w:r>
+        <w:t xml:space="preserve">по аргументу</w:t>
+      </w:r>
+      <w:r>
+        <w:t xml:space="preserve"> </w:t>
+      </w:r>
+      <m:oMath>
+        <m:r>
+          <m:t>x</m:t>
+        </m:r>
+      </m:oMath>
+      <w:r>
+        <w:t xml:space="preserve">: заданной ширины или заданного числа, от минимума</w:t>
+      </w:r>
+      <w:r>
+        <w:t xml:space="preserve"> </w:t>
+      </w:r>
+      <w:r>
+        <w:t xml:space="preserve">до максимума (или в заданных пределах); значение на правой границе последнего окна относится к нему.</w:t>
+      </w:r>
+    </w:p>
+    <w:p>
+      <w:pPr>
+        <w:pStyle w:val="Compact"/>
+        <w:numPr>
+          <w:ilvl w:val="0"/>
+          <w:numId w:val="1014"/>
+        </w:numPr>
+      </w:pPr>
+      <w:r>
+        <w:rPr>
+          <w:b/>
+          <w:bCs/>
+        </w:rPr>
+        <w:t xml:space="preserve">Распределение</w:t>
+      </w:r>
+      <w:r>
+        <w:t xml:space="preserve"> </w:t>
+      </w:r>
+      <w:r>
+        <w:t xml:space="preserve">(гистограмма):</w:t>
+      </w:r>
+      <w:r>
+        <w:t xml:space="preserve"> </w:t>
+      </w:r>
+      <m:oMath>
+        <m:sSub>
+          <m:e>
+            <m:r>
+              <m:t>n</m:t>
+            </m:r>
+          </m:e>
+          <m:sub>
+            <m:r>
+              <m:t>k</m:t>
+            </m:r>
+          </m:sub>
+        </m:sSub>
+      </m:oMath>
+      <w:r>
+        <w:t xml:space="preserve"> </w:t>
+      </w:r>
+      <w:r>
+        <w:t xml:space="preserve">— число строк в окне</w:t>
+      </w:r>
+      <w:r>
+        <w:t xml:space="preserve"> </w:t>
+      </w:r>
+      <m:oMath>
+        <m:r>
+          <m:t>k</m:t>
+        </m:r>
+      </m:oMath>
+      <w:r>
+        <w:t xml:space="preserve">; доля</w:t>
+      </w:r>
+      <w:r>
+        <w:t xml:space="preserve"> </w:t>
+      </w:r>
+      <m:oMath>
+        <m:sSub>
+          <m:e>
+            <m:r>
+              <m:t>f</m:t>
+            </m:r>
+          </m:e>
+          <m:sub>
+            <m:r>
+              <m:t>k</m:t>
+            </m:r>
+          </m:sub>
+        </m:sSub>
+        <m:r>
+          <m:rPr>
+            <m:sty m:val="p"/>
+          </m:rPr>
+          <m:t>=</m:t>
+        </m:r>
+        <m:sSub>
+          <m:e>
+            <m:r>
+              <m:t>n</m:t>
+            </m:r>
+          </m:e>
+          <m:sub>
+            <m:r>
+              <m:t>k</m:t>
+            </m:r>
+          </m:sub>
+        </m:sSub>
+        <m:r>
+          <m:rPr>
+            <m:sty m:val="p"/>
+          </m:rPr>
+          <m:t>/</m:t>
+        </m:r>
+        <m:r>
+          <m:t>N</m:t>
+        </m:r>
+      </m:oMath>
+      <w:r>
+        <w:t xml:space="preserve">; плотность</w:t>
+      </w:r>
+      <w:r>
+        <w:t xml:space="preserve"> </w:t>
+      </w:r>
+      <m:oMath>
+        <m:sSub>
+          <m:e>
+            <m:r>
+              <m:t>p</m:t>
+            </m:r>
+          </m:e>
+          <m:sub>
+            <m:r>
+              <m:t>k</m:t>
+            </m:r>
+          </m:sub>
+        </m:sSub>
+        <m:r>
+          <m:rPr>
+            <m:sty m:val="p"/>
+          </m:rPr>
+          <m:t>=</m:t>
+        </m:r>
+        <m:sSub>
+          <m:e>
+            <m:r>
+              <m:t>f</m:t>
+            </m:r>
+          </m:e>
+          <m:sub>
+            <m:r>
+              <m:t>k</m:t>
+            </m:r>
+          </m:sub>
+        </m:sSub>
+        <m:r>
+          <m:rPr>
+            <m:sty m:val="p"/>
+          </m:rPr>
+          <m:t>/</m:t>
+        </m:r>
+        <m:r>
+          <m:rPr>
+            <m:sty m:val="p"/>
+          </m:rPr>
+          <m:t>(</m:t>
+        </m:r>
+        <m:sSub>
+          <m:e>
+            <m:r>
+              <m:t>e</m:t>
+            </m:r>
+          </m:e>
+          <m:sub>
+            <m:r>
+              <m:t>k</m:t>
+            </m:r>
+            <m:r>
+              <m:rPr>
+                <m:sty m:val="p"/>
+              </m:rPr>
+              <m:t>+</m:t>
+            </m:r>
+            <m:r>
+              <m:t>1</m:t>
+            </m:r>
+          </m:sub>
+        </m:sSub>
+        <m:r>
+          <m:rPr>
+            <m:sty m:val="p"/>
+          </m:rPr>
+          <m:t>−</m:t>
+        </m:r>
+        <m:sSub>
+          <m:e>
+            <m:r>
+              <m:t>e</m:t>
+            </m:r>
+          </m:e>
+          <m:sub>
+            <m:r>
+              <m:t>k</m:t>
+            </m:r>
+          </m:sub>
+        </m:sSub>
+        <m:r>
+          <m:rPr>
+            <m:sty m:val="p"/>
+          </m:rPr>
+          <m:t>)</m:t>
+        </m:r>
+      </m:oMath>
+      <w:r>
+        <w:t xml:space="preserve">,</w:t>
+      </w:r>
+      <w:r>
+        <w:t xml:space="preserve"> </w:t>
+      </w:r>
+      <m:oMath>
+        <m:r>
+          <m:t>N</m:t>
+        </m:r>
+      </m:oMath>
+      <w:r>
+        <w:t xml:space="preserve"> </w:t>
+      </w:r>
+      <w:r>
+        <w:t xml:space="preserve">— число строк в окнах.</w:t>
+      </w:r>
+    </w:p>
+    <w:p>
+      <w:pPr>
+        <w:pStyle w:val="Compact"/>
+        <w:numPr>
+          <w:ilvl w:val="0"/>
+          <w:numId w:val="1014"/>
+        </w:numPr>
+      </w:pPr>
+      <w:r>
+        <w:rPr>
+          <w:b/>
+          <w:bCs/>
+        </w:rPr>
+        <w:t xml:space="preserve">Зависимость</w:t>
+      </w:r>
+      <w:r>
+        <w:rPr>
+          <w:b/>
+          <w:bCs/>
+        </w:rPr>
+        <w:t xml:space="preserve"> </w:t>
+      </w:r>
+      <m:oMath>
+        <m:r>
+          <m:t>y</m:t>
+        </m:r>
+        <m:r>
+          <m:rPr>
+            <m:sty m:val="p"/>
+          </m:rPr>
+          <m:t>(</m:t>
+        </m:r>
+        <m:r>
+          <m:t>x</m:t>
+        </m:r>
+        <m:r>
+          <m:rPr>
+            <m:sty m:val="p"/>
+          </m:rPr>
+          <m:t>)</m:t>
+        </m:r>
+      </m:oMath>
+      <w:r>
+        <w:rPr>
+          <w:b/>
+          <w:bCs/>
+        </w:rPr>
+        <w:t xml:space="preserve"> </w:t>
+      </w:r>
+      <w:r>
+        <w:rPr>
+          <w:b/>
+          <w:bCs/>
+        </w:rPr>
+        <w:t xml:space="preserve">по окнам</w:t>
+      </w:r>
+      <w:r>
+        <w:t xml:space="preserve">: для строк окна</w:t>
+      </w:r>
+      <w:r>
+        <w:t xml:space="preserve"> </w:t>
+      </w:r>
+      <m:oMath>
+        <m:r>
+          <m:t>k</m:t>
+        </m:r>
+      </m:oMath>
+      <w:r>
+        <w:t xml:space="preserve"> </w:t>
+      </w:r>
+      <w:r>
+        <w:t xml:space="preserve">— среднее</w:t>
+      </w:r>
+      <w:r>
+        <w:t xml:space="preserve"> </w:t>
+      </w:r>
+      <m:oMath>
+        <m:sSub>
+          <m:e>
+            <m:acc>
+              <m:accPr>
+                <m:chr m:val="‾"/>
+              </m:accPr>
+              <m:e>
+                <m:r>
+                  <m:t>y</m:t>
+                </m:r>
+              </m:e>
+            </m:acc>
+          </m:e>
+          <m:sub>
+            <m:r>
+              <m:t>k</m:t>
+            </m:r>
+          </m:sub>
+        </m:sSub>
+      </m:oMath>
+      <w:r>
+        <w:t xml:space="preserve"> </w:t>
+      </w:r>
+      <w:r>
+        <w:t xml:space="preserve">и разброс</w:t>
+      </w:r>
+      <w:r>
+        <w:t xml:space="preserve"> </w:t>
+      </w:r>
+      <m:oMath>
+        <m:r>
+          <m:rPr>
+            <m:sty m:val="p"/>
+          </m:rPr>
+          <m:t>±</m:t>
+        </m:r>
+        <m:sSub>
+          <m:e>
+            <m:r>
+              <m:t>s</m:t>
+            </m:r>
+          </m:e>
+          <m:sub>
+            <m:r>
+              <m:t>k</m:t>
+            </m:r>
+          </m:sub>
+        </m:sSub>
+      </m:oMath>
+      <w:r>
+        <w:t xml:space="preserve">, где</w:t>
+      </w:r>
+      <w:r>
+        <w:t xml:space="preserve"> </w:t>
+      </w:r>
+      <m:oMath>
+        <m:sSub>
+          <m:e>
+            <m:r>
+              <m:t>s</m:t>
+            </m:r>
+          </m:e>
+          <m:sub>
+            <m:r>
+              <m:t>k</m:t>
+            </m:r>
+          </m:sub>
+        </m:sSub>
+        <m:r>
+          <m:rPr>
+            <m:sty m:val="p"/>
+          </m:rPr>
+          <m:t>=</m:t>
+        </m:r>
+        <m:rad>
+          <m:radPr>
+            <m:degHide m:val="on"/>
+          </m:radPr>
+          <m:deg/>
+          <m:e>
+            <m:f>
+              <m:fPr>
+                <m:type m:val="bar"/>
+              </m:fPr>
+              <m:num>
+                <m:r>
+                  <m:t>1</m:t>
+                </m:r>
+              </m:num>
+              <m:den>
+                <m:sSub>
+                  <m:e>
+                    <m:r>
+                      <m:t>n</m:t>
+                    </m:r>
+                  </m:e>
+                  <m:sub>
+                    <m:r>
+                      <m:t>k</m:t>
+                    </m:r>
+                  </m:sub>
+                </m:sSub>
+                <m:r>
+                  <m:rPr>
+                    <m:sty m:val="p"/>
+                  </m:rPr>
+                  <m:t>−</m:t>
+                </m:r>
+                <m:r>
+                  <m:t>1</m:t>
+                </m:r>
+              </m:den>
+            </m:f>
+            <m:r>
+              <m:rPr>
+                <m:sty m:val="p"/>
+              </m:rPr>
+              <m:t>∑</m:t>
+            </m:r>
+            <m:r>
+              <m:rPr>
+                <m:sty m:val="p"/>
+              </m:rPr>
+              <m:t>(</m:t>
+            </m:r>
+            <m:sSub>
+              <m:e>
+                <m:r>
+                  <m:t>y</m:t>
+                </m:r>
+              </m:e>
+              <m:sub>
+                <m:r>
+                  <m:t>i</m:t>
+                </m:r>
+              </m:sub>
+            </m:sSub>
+            <m:r>
+              <m:rPr>
+                <m:sty m:val="p"/>
+              </m:rPr>
+              <m:t>−</m:t>
+            </m:r>
+            <m:sSub>
+              <m:e>
+                <m:acc>
+                  <m:accPr>
+                    <m:chr m:val="‾"/>
+                  </m:accPr>
+                  <m:e>
+                    <m:r>
+                      <m:t>y</m:t>
+                    </m:r>
+                  </m:e>
+                </m:acc>
+              </m:e>
+              <m:sub>
+                <m:r>
+                  <m:t>k</m:t>
+                </m:r>
+              </m:sub>
+            </m:sSub>
+            <m:sSup>
+              <m:e>
+                <m:r>
+                  <m:rPr>
+                    <m:sty m:val="p"/>
+                  </m:rPr>
+                  <m:t>)</m:t>
+                </m:r>
+              </m:e>
+              <m:sup>
+                <m:r>
+                  <m:t>2</m:t>
+                </m:r>
+              </m:sup>
+            </m:sSup>
+          </m:e>
+        </m:rad>
+      </m:oMath>
+      <w:r>
+        <w:t xml:space="preserve"> </w:t>
+      </w:r>
+      <w:r>
+        <w:t xml:space="preserve">(СКО), или</w:t>
+      </w:r>
+      <w:r>
+        <w:t xml:space="preserve"> </w:t>
+      </w:r>
+      <m:oMath>
+        <m:r>
+          <m:rPr>
+            <m:sty m:val="p"/>
+          </m:rPr>
+          <m:t>±</m:t>
+        </m:r>
+        <m:sSub>
+          <m:e>
+            <m:r>
+              <m:t>s</m:t>
+            </m:r>
+          </m:e>
+          <m:sub>
+            <m:r>
+              <m:t>k</m:t>
+            </m:r>
+          </m:sub>
+        </m:sSub>
+        <m:r>
+          <m:rPr>
+            <m:sty m:val="p"/>
+          </m:rPr>
+          <m:t>/</m:t>
+        </m:r>
+        <m:rad>
+          <m:radPr>
+            <m:degHide m:val="on"/>
+          </m:radPr>
+          <m:deg/>
+          <m:e>
+            <m:sSub>
+              <m:e>
+                <m:r>
+                  <m:t>n</m:t>
+                </m:r>
+              </m:e>
+              <m:sub>
+                <m:r>
+                  <m:t>k</m:t>
+                </m:r>
+              </m:sub>
+            </m:sSub>
+          </m:e>
+        </m:rad>
+      </m:oMath>
+      <w:r>
+        <w:t xml:space="preserve"> </w:t>
+      </w:r>
+      <w:r>
+        <w:t xml:space="preserve">(ошибка среднего);</w:t>
+      </w:r>
+      <w:r>
+        <w:t xml:space="preserve"> </w:t>
+      </w:r>
+      <w:r>
+        <w:t xml:space="preserve">либо медиана с квартилями 25 % и 75 %; либо число строк</w:t>
+      </w:r>
+      <w:r>
+        <w:t xml:space="preserve"> </w:t>
+      </w:r>
+      <m:oMath>
+        <m:sSub>
+          <m:e>
+            <m:r>
+              <m:t>n</m:t>
+            </m:r>
+          </m:e>
+          <m:sub>
+            <m:r>
+              <m:t>k</m:t>
+            </m:r>
+          </m:sub>
+        </m:sSub>
+      </m:oMath>
+      <w:r>
+        <w:t xml:space="preserve">.</w:t>
+      </w:r>
+    </w:p>
+    <w:p>
+      <w:pPr>
+        <w:pStyle w:val="Compact"/>
+        <w:numPr>
+          <w:ilvl w:val="0"/>
+          <w:numId w:val="1014"/>
+        </w:numPr>
+      </w:pPr>
+      <w:r>
+        <w:rPr>
+          <w:b/>
+          <w:bCs/>
+        </w:rPr>
+        <w:t xml:space="preserve">Серии</w:t>
+      </w:r>
+      <w:r>
+        <w:t xml:space="preserve"> </w:t>
+      </w:r>
+      <w:r>
+        <w:t xml:space="preserve">— то же отдельно для каждого значения выбранной колонки; окна у всех серий одинаковые.</w:t>
+      </w:r>
+    </w:p>
+    <w:p>
+      <w:pPr>
+        <w:pStyle w:val="Compact"/>
+        <w:numPr>
+          <w:ilvl w:val="0"/>
+          <w:numId w:val="1014"/>
+        </w:numPr>
+      </w:pPr>
+      <w:r>
+        <w:rPr>
+          <w:b/>
+          <w:bCs/>
+        </w:rPr>
+        <w:t xml:space="preserve">Своя кривая и подгонка</w:t>
+      </w:r>
+      <w:r>
+        <w:t xml:space="preserve">: функция</w:t>
+      </w:r>
+      <w:r>
+        <w:t xml:space="preserve"> </w:t>
+      </w:r>
+      <m:oMath>
+        <m:r>
+          <m:t>f</m:t>
+        </m:r>
+        <m:r>
+          <m:rPr>
+            <m:sty m:val="p"/>
+          </m:rPr>
+          <m:t>(</m:t>
+        </m:r>
+        <m:r>
+          <m:t>x</m:t>
+        </m:r>
+        <m:r>
+          <m:rPr>
+            <m:sty m:val="p"/>
+          </m:rPr>
+          <m:t>;</m:t>
+        </m:r>
+        <m:sSub>
+          <m:e>
+            <m:r>
+              <m:t>p</m:t>
+            </m:r>
+          </m:e>
+          <m:sub>
+            <m:r>
+              <m:t>1</m:t>
+            </m:r>
+          </m:sub>
+        </m:sSub>
+        <m:r>
+          <m:rPr>
+            <m:sty m:val="p"/>
+          </m:rPr>
+          <m:t>,</m:t>
+        </m:r>
+        <m:r>
+          <m:rPr>
+            <m:sty m:val="p"/>
+          </m:rPr>
+          <m:t>…</m:t>
+        </m:r>
+        <m:r>
+          <m:rPr>
+            <m:sty m:val="p"/>
+          </m:rPr>
+          <m:t>,</m:t>
+        </m:r>
+        <m:sSub>
+          <m:e>
+            <m:r>
+              <m:t>p</m:t>
+            </m:r>
+          </m:e>
+          <m:sub>
+            <m:r>
+              <m:t>m</m:t>
+            </m:r>
+          </m:sub>
+        </m:sSub>
+        <m:r>
+          <m:rPr>
+            <m:sty m:val="p"/>
+          </m:rPr>
+          <m:t>)</m:t>
+        </m:r>
+      </m:oMath>
+      <w:r>
+        <w:t xml:space="preserve"> </w:t>
+      </w:r>
+      <w:r>
+        <w:t xml:space="preserve">задаётся формулой. Подгонка к точкам кривой</w:t>
+      </w:r>
+      <w:r>
+        <w:t xml:space="preserve"> </w:t>
+      </w:r>
+      <m:oMath>
+        <m:r>
+          <m:rPr>
+            <m:sty m:val="p"/>
+          </m:rPr>
+          <m:t>(</m:t>
+        </m:r>
+        <m:sSub>
+          <m:e>
+            <m:r>
+              <m:t>x</m:t>
+            </m:r>
+          </m:e>
+          <m:sub>
+            <m:r>
+              <m:t>k</m:t>
+            </m:r>
+          </m:sub>
+        </m:sSub>
+        <m:r>
+          <m:rPr>
+            <m:sty m:val="p"/>
+          </m:rPr>
+          <m:t>,</m:t>
+        </m:r>
+        <m:sSub>
+          <m:e>
+            <m:r>
+              <m:t>y</m:t>
+            </m:r>
+          </m:e>
+          <m:sub>
+            <m:r>
+              <m:t>k</m:t>
+            </m:r>
+          </m:sub>
+        </m:sSub>
+        <m:r>
+          <m:rPr>
+            <m:sty m:val="p"/>
+          </m:rPr>
+          <m:t>)</m:t>
+        </m:r>
+      </m:oMath>
+      <w:r>
+        <w:t xml:space="preserve"> </w:t>
+      </w:r>
+      <w:r>
+        <w:t xml:space="preserve">(середины окон и значения; у точек — сами точки) — метод наименьших квадратов (Левенберг —</w:t>
+      </w:r>
+      <w:r>
+        <w:t xml:space="preserve"> </w:t>
+      </w:r>
+      <w:r>
+        <w:t xml:space="preserve">Марквардт,</w:t>
+      </w:r>
+      <w:r>
+        <w:t xml:space="preserve"> </w:t>
+      </w:r>
+      <w:r>
+        <w:rPr>
+          <w:rStyle w:val="VerbatimChar"/>
+        </w:rPr>
+        <w:t xml:space="preserve">scipy.optimize.curve_fit</w:t>
+      </w:r>
+      <w:r>
+        <w:t xml:space="preserve">): минимизируется</w:t>
+      </w:r>
+      <w:r>
+        <w:t xml:space="preserve"> </w:t>
+      </w:r>
+      <m:oMath>
+        <m:nary>
+          <m:naryPr>
+            <m:chr m:val="∑"/>
+            <m:limLoc m:val="undOvr"/>
+            <m:subHide m:val="off"/>
+            <m:supHide m:val="on"/>
+          </m:naryPr>
+          <m:sub>
+            <m:r>
+              <m:t>k</m:t>
+            </m:r>
+          </m:sub>
+          <m:sup>
+            <m:r>
+              <m:t>​</m:t>
+            </m:r>
+          </m:sup>
+          <m:e>
+            <m:r>
+              <m:rPr>
+                <m:sty m:val="p"/>
+              </m:rPr>
+              <m:t>(</m:t>
+            </m:r>
+          </m:e>
+        </m:nary>
+        <m:sSub>
+          <m:e>
+            <m:r>
+              <m:t>y</m:t>
+            </m:r>
+          </m:e>
+          <m:sub>
+            <m:r>
+              <m:t>k</m:t>
+            </m:r>
+          </m:sub>
+        </m:sSub>
+        <m:r>
+          <m:rPr>
+            <m:sty m:val="p"/>
+          </m:rPr>
+          <m:t>−</m:t>
+        </m:r>
+        <m:r>
+          <m:t>f</m:t>
+        </m:r>
+        <m:r>
+          <m:rPr>
+            <m:sty m:val="p"/>
+          </m:rPr>
+          <m:t>(</m:t>
+        </m:r>
+        <m:sSub>
+          <m:e>
+            <m:r>
+              <m:t>x</m:t>
+            </m:r>
+          </m:e>
+          <m:sub>
+            <m:r>
+              <m:t>k</m:t>
+            </m:r>
+          </m:sub>
+        </m:sSub>
+        <m:r>
+          <m:rPr>
+            <m:sty m:val="p"/>
+          </m:rPr>
+          <m:t>)</m:t>
+        </m:r>
+        <m:sSup>
+          <m:e>
+            <m:r>
+              <m:rPr>
+                <m:sty m:val="p"/>
+              </m:rPr>
+              <m:t>)</m:t>
+            </m:r>
+          </m:e>
+          <m:sup>
+            <m:r>
+              <m:t>2</m:t>
+            </m:r>
+          </m:sup>
+        </m:sSup>
+      </m:oMath>
+      <w:r>
+        <w:t xml:space="preserve"> </w:t>
+      </w:r>
+      <w:r>
+        <w:t xml:space="preserve">без весов; погрешность</w:t>
+      </w:r>
+      <w:r>
+        <w:t xml:space="preserve"> </w:t>
+      </w:r>
+      <w:r>
+        <w:t xml:space="preserve">параметра —</w:t>
+      </w:r>
+      <w:r>
+        <w:t xml:space="preserve"> </w:t>
+      </w:r>
+      <m:oMath>
+        <m:sSub>
+          <m:e>
+            <m:r>
+              <m:t>σ</m:t>
+            </m:r>
+          </m:e>
+          <m:sub>
+            <m:r>
+              <m:t>j</m:t>
+            </m:r>
+          </m:sub>
+        </m:sSub>
+        <m:r>
+          <m:rPr>
+            <m:sty m:val="p"/>
+          </m:rPr>
+          <m:t>=</m:t>
+        </m:r>
+        <m:rad>
+          <m:radPr>
+            <m:degHide m:val="on"/>
+          </m:radPr>
+          <m:deg/>
+          <m:e>
+            <m:sSub>
+              <m:e>
+                <m:r>
+                  <m:t>C</m:t>
+                </m:r>
+              </m:e>
+              <m:sub>
+                <m:r>
+                  <m:t>j</m:t>
+                </m:r>
+                <m:r>
+                  <m:t>j</m:t>
+                </m:r>
+              </m:sub>
+            </m:sSub>
+          </m:e>
+        </m:rad>
+      </m:oMath>
+      <w:r>
+        <w:t xml:space="preserve">,</w:t>
+      </w:r>
+      <w:r>
+        <w:t xml:space="preserve"> </w:t>
+      </w:r>
+      <m:oMath>
+        <m:r>
+          <m:t>C</m:t>
+        </m:r>
+      </m:oMath>
+      <w:r>
+        <w:t xml:space="preserve"> </w:t>
+      </w:r>
+      <w:r>
+        <w:t xml:space="preserve">— ковариационная матрица оценки; качество —</w:t>
+      </w:r>
+      <w:r>
+        <w:t xml:space="preserve"> </w:t>
+      </w:r>
+      <m:oMath>
+        <m:sSup>
+          <m:e>
+            <m:r>
+              <m:t>R</m:t>
+            </m:r>
+          </m:e>
+          <m:sup>
+            <m:r>
+              <m:t>2</m:t>
+            </m:r>
+          </m:sup>
+        </m:sSup>
+        <m:r>
+          <m:rPr>
+            <m:sty m:val="p"/>
+          </m:rPr>
+          <m:t>=</m:t>
+        </m:r>
+        <m:r>
+          <m:t>1</m:t>
+        </m:r>
+        <m:r>
+          <m:rPr>
+            <m:sty m:val="p"/>
+          </m:rPr>
+          <m:t>−</m:t>
+        </m:r>
+        <m:r>
+          <m:rPr>
+            <m:sty m:val="p"/>
+          </m:rPr>
+          <m:t>∑</m:t>
+        </m:r>
+        <m:r>
+          <m:rPr>
+            <m:sty m:val="p"/>
+          </m:rPr>
+          <m:t>(</m:t>
+        </m:r>
+        <m:sSub>
+          <m:e>
+            <m:r>
+              <m:t>y</m:t>
+            </m:r>
+          </m:e>
+          <m:sub>
+            <m:r>
+              <m:t>k</m:t>
+            </m:r>
+          </m:sub>
+        </m:sSub>
+        <m:r>
+          <m:rPr>
+            <m:sty m:val="p"/>
+          </m:rPr>
+          <m:t>−</m:t>
+        </m:r>
+        <m:r>
+          <m:t>f</m:t>
+        </m:r>
+        <m:r>
+          <m:rPr>
+            <m:sty m:val="p"/>
+          </m:rPr>
+          <m:t>(</m:t>
+        </m:r>
+        <m:sSub>
+          <m:e>
+            <m:r>
+              <m:t>x</m:t>
+            </m:r>
+          </m:e>
+          <m:sub>
+            <m:r>
+              <m:t>k</m:t>
+            </m:r>
+          </m:sub>
+        </m:sSub>
+        <m:r>
+          <m:rPr>
+            <m:sty m:val="p"/>
+          </m:rPr>
+          <m:t>)</m:t>
+        </m:r>
+        <m:sSup>
+          <m:e>
+            <m:r>
+              <m:rPr>
+                <m:sty m:val="p"/>
+              </m:rPr>
+              <m:t>)</m:t>
+            </m:r>
+          </m:e>
+          <m:sup>
+            <m:r>
+              <m:t>2</m:t>
+            </m:r>
+          </m:sup>
+        </m:sSup>
+        <m:r>
+          <m:rPr>
+            <m:sty m:val="p"/>
+          </m:rPr>
+          <m:t>/</m:t>
+        </m:r>
+        <m:r>
+          <m:rPr>
+            <m:sty m:val="p"/>
+          </m:rPr>
+          <m:t>∑</m:t>
+        </m:r>
+        <m:r>
+          <m:rPr>
+            <m:sty m:val="p"/>
+          </m:rPr>
+          <m:t>(</m:t>
+        </m:r>
+        <m:sSub>
+          <m:e>
+            <m:r>
+              <m:t>y</m:t>
+            </m:r>
+          </m:e>
+          <m:sub>
+            <m:r>
+              <m:t>k</m:t>
+            </m:r>
+          </m:sub>
+        </m:sSub>
+        <m:r>
+          <m:rPr>
+            <m:sty m:val="p"/>
+          </m:rPr>
+          <m:t>−</m:t>
+        </m:r>
+        <m:acc>
+          <m:accPr>
+            <m:chr m:val="‾"/>
+          </m:accPr>
+          <m:e>
+            <m:r>
+              <m:t>y</m:t>
+            </m:r>
+          </m:e>
+        </m:acc>
+        <m:sSup>
+          <m:e>
+            <m:r>
+              <m:rPr>
+                <m:sty m:val="p"/>
+              </m:rPr>
+              <m:t>)</m:t>
+            </m:r>
+          </m:e>
+          <m:sup>
+            <m:r>
+              <m:t>2</m:t>
+            </m:r>
+          </m:sup>
+        </m:sSup>
+      </m:oMath>
+      <w:r>
+        <w:t xml:space="preserve">.</w:t>
+      </w:r>
+    </w:p>
+    <w:p>
+      <w:pPr>
+        <w:pStyle w:val="FirstParagraph"/>
+      </w:pPr>
+      <w:r>
+        <w:rPr>
+          <w:b/>
+          <w:bCs/>
+        </w:rPr>
+        <w:t xml:space="preserve">Размер бэга</w:t>
+      </w:r>
+      <w:r>
+        <w:t xml:space="preserve"> </w:t>
+      </w:r>
+      <w:r>
+        <w:t xml:space="preserve">(вкладка «Записи»): высота</w:t>
+      </w:r>
+      <w:r>
+        <w:t xml:space="preserve"> </w:t>
+      </w:r>
+      <m:oMath>
+        <m:r>
+          <m:t>h</m:t>
+        </m:r>
+        <m:r>
+          <m:rPr>
+            <m:sty m:val="p"/>
+          </m:rPr>
+          <m:t>=</m:t>
+        </m:r>
+        <m:r>
+          <m:t>s</m:t>
+        </m:r>
+        <m:r>
+          <m:t> </m:t>
+        </m:r>
+        <m:r>
+          <m:rPr>
+            <m:sty m:val="p"/>
+          </m:rPr>
+          <m:t>|</m:t>
+        </m:r>
+        <m:sSub>
+          <m:e>
+            <m:r>
+              <m:t>y</m:t>
+            </m:r>
+          </m:e>
+          <m:sub>
+            <m:r>
+              <m:t>2</m:t>
+            </m:r>
+          </m:sub>
+        </m:sSub>
+        <m:r>
+          <m:rPr>
+            <m:sty m:val="p"/>
+          </m:rPr>
+          <m:t>−</m:t>
+        </m:r>
+        <m:sSub>
+          <m:e>
+            <m:r>
+              <m:t>y</m:t>
+            </m:r>
+          </m:e>
+          <m:sub>
+            <m:r>
+              <m:t>1</m:t>
+            </m:r>
+          </m:sub>
+        </m:sSub>
+        <m:r>
+          <m:rPr>
+            <m:sty m:val="p"/>
+          </m:rPr>
+          <m:t>|</m:t>
+        </m:r>
+      </m:oMath>
+      <w:r>
+        <w:t xml:space="preserve"> </w:t>
+      </w:r>
+      <w:r>
+        <w:t xml:space="preserve">и длина</w:t>
+      </w:r>
+      <w:r>
+        <w:t xml:space="preserve"> </w:t>
+      </w:r>
+      <m:oMath>
+        <m:r>
+          <m:t>l</m:t>
+        </m:r>
+        <m:r>
+          <m:rPr>
+            <m:sty m:val="p"/>
+          </m:rPr>
+          <m:t>=</m:t>
+        </m:r>
+        <m:r>
+          <m:t>s</m:t>
+        </m:r>
+        <m:r>
+          <m:t> </m:t>
+        </m:r>
+        <m:r>
+          <m:rPr>
+            <m:sty m:val="p"/>
+          </m:rPr>
+          <m:t>|</m:t>
+        </m:r>
+        <m:sSub>
+          <m:e>
+            <m:r>
+              <m:t>x</m:t>
+            </m:r>
+          </m:e>
+          <m:sub>
+            <m:r>
+              <m:t>4</m:t>
+            </m:r>
+          </m:sub>
+        </m:sSub>
+        <m:r>
+          <m:rPr>
+            <m:sty m:val="p"/>
+          </m:rPr>
+          <m:t>−</m:t>
+        </m:r>
+        <m:sSub>
+          <m:e>
+            <m:r>
+              <m:t>x</m:t>
+            </m:r>
+          </m:e>
+          <m:sub>
+            <m:r>
+              <m:t>3</m:t>
+            </m:r>
+          </m:sub>
+        </m:sSub>
+        <m:r>
+          <m:rPr>
+            <m:sty m:val="p"/>
+          </m:rPr>
+          <m:t>|</m:t>
+        </m:r>
+      </m:oMath>
+      <w:r>
+        <w:t xml:space="preserve"> </w:t>
+      </w:r>
+      <w:r>
+        <w:t xml:space="preserve">в мм, где точки 1–2</w:t>
+      </w:r>
+      <w:r>
+        <w:t xml:space="preserve"> </w:t>
+      </w:r>
+      <w:r>
+        <w:t xml:space="preserve">лежат на одной вертикали, 3–4 — на одной горизонтали (px),</w:t>
+      </w:r>
+      <w:r>
+        <w:t xml:space="preserve"> </w:t>
+      </w:r>
+      <m:oMath>
+        <m:r>
+          <m:t>s</m:t>
+        </m:r>
+      </m:oMath>
+      <w:r>
+        <w:t xml:space="preserve"> </w:t>
+      </w:r>
+      <w:r>
+        <w:t xml:space="preserve">=</w:t>
+      </w:r>
+      <w:r>
+        <w:t xml:space="preserve"> </w:t>
+      </w:r>
+      <w:r>
+        <w:rPr>
+          <w:rStyle w:val="VerbatimChar"/>
+        </w:rPr>
+        <w:t xml:space="preserve">SCALE_MM_PER_PX</w:t>
+      </w:r>
+      <w:r>
+        <w:t xml:space="preserve">.</w:t>
+      </w:r>
+    </w:p>
     <w:bookmarkEnd w:id="22"/>
+    <w:bookmarkEnd w:id="23"/>
     <w:sectPr>
       <w:footnotePr>
         <w:numRestart w:val="eachSect"/>
@@ -9335,6 +10981,9 @@
     </w:lvlOverride>
   </w:num>
   <w:num w:numId="1013">
+    <w:abstractNumId w:val="991"/>
+  </w:num>
+  <w:num w:numId="1014">
     <w:abstractNumId w:val="991"/>
   </w:num>
 </w:numbering>
